--- a/exercises/Bài tập 049 - So sánh nhất và cấu trúc đặc biệt.docx
+++ b/exercises/Bài tập 049 - So sánh nhất và cấu trúc đặc biệt.docx
@@ -9,6 +9,7 @@
         <w:rPr>
           <w:rFonts w:ascii="Arial" w:hAnsi="Arial" w:cs="Arial"/>
           <w:b/>
+          <w:color w:val="000000"/>
           <w:sz w:val="32"/>
         </w:rPr>
       </w:pPr>
@@ -16,6 +17,7 @@
         <w:rPr>
           <w:rFonts w:ascii="Arial" w:hAnsi="Arial" w:cs="Arial"/>
           <w:b/>
+          <w:color w:val="000000"/>
           <w:sz w:val="32"/>
         </w:rPr>
         <w:t>BÀI TẬP NGÀY 49</w:t>
@@ -28,6 +30,7 @@
         <w:rPr>
           <w:rFonts w:ascii="Arial" w:hAnsi="Arial" w:cs="Arial"/>
           <w:b/>
+          <w:color w:val="000000"/>
           <w:sz w:val="36"/>
         </w:rPr>
       </w:pPr>
@@ -35,626 +38,1680 @@
         <w:rPr>
           <w:rFonts w:ascii="Arial" w:hAnsi="Arial" w:cs="Arial"/>
           <w:b/>
+          <w:color w:val="000000"/>
           <w:sz w:val="36"/>
         </w:rPr>
         <w:t>SO SÁNH NHẤT – CẤU TRÚC SO SÁNH ĐẶC BIỆT</w:t>
       </w:r>
     </w:p>
     <w:p>
-      <w:r>
+      <w:pPr>
+        <w:rPr>
+          <w:color w:val="000000"/>
+        </w:rPr>
+      </w:pPr>
+      <w:r>
+        <w:rPr>
+          <w:color w:val="000000"/>
+        </w:rPr>
         <w:t>Họ và tên: __________________________                         Điểm: ________/100</w:t>
       </w:r>
     </w:p>
     <w:p>
       <w:pPr>
         <w:pStyle w:val="Heading1"/>
-      </w:pPr>
-      <w:r>
+        <w:spacing w:before="60"/>
+      </w:pPr>
+      <w:r>
+        <w:lastRenderedPageBreak/>
         <w:t>PHẦN 1. CHỌN ĐÁP ÁN ĐÚNG (10 điểm)</w:t>
       </w:r>
     </w:p>
     <w:p>
-      <w:r>
+      <w:pPr>
+        <w:keepNext/>
+        <w:spacing w:before="120" w:after="60"/>
+        <w:rPr>
+          <w:color w:val="000000"/>
+        </w:rPr>
+      </w:pPr>
+      <w:r>
+        <w:rPr>
+          <w:color w:val="000000"/>
+        </w:rPr>
         <w:t>1. Lan is ______ student in the class.   A. tallest   B. the tallest   C. the most tall</w:t>
       </w:r>
     </w:p>
     <w:p>
-      <w:r>
+      <w:pPr>
+        <w:keepNext/>
+        <w:spacing w:before="120" w:after="60"/>
+        <w:rPr>
+          <w:color w:val="000000"/>
+        </w:rPr>
+      </w:pPr>
+      <w:r>
+        <w:rPr>
+          <w:color w:val="000000"/>
+        </w:rPr>
         <w:t>2. This is ______ film I have seen.   A. the most interesting   B. most interesting   C. the interestest</w:t>
       </w:r>
     </w:p>
     <w:p>
-      <w:r>
+      <w:pPr>
+        <w:keepNext/>
+        <w:spacing w:before="120" w:after="60"/>
+        <w:rPr>
+          <w:color w:val="000000"/>
+        </w:rPr>
+      </w:pPr>
+      <w:r>
+        <w:rPr>
+          <w:color w:val="000000"/>
+        </w:rPr>
         <w:t>3. Nam runs ______ of all.   A. fastest   B. the fastest   C. the most fast</w:t>
       </w:r>
     </w:p>
     <w:p>
-      <w:r>
+      <w:pPr>
+        <w:keepNext/>
+        <w:spacing w:before="120" w:after="60"/>
+        <w:rPr>
+          <w:color w:val="000000"/>
+        </w:rPr>
+      </w:pPr>
+      <w:r>
+        <w:rPr>
+          <w:color w:val="000000"/>
+        </w:rPr>
         <w:t>4. This is ______ restaurant in town.   A. the best   B. the goodest   C. best</w:t>
       </w:r>
     </w:p>
     <w:p>
-      <w:r>
+      <w:pPr>
+        <w:keepNext/>
+        <w:spacing w:before="120" w:after="60"/>
+        <w:rPr>
+          <w:color w:val="000000"/>
+        </w:rPr>
+      </w:pPr>
+      <w:r>
+        <w:rPr>
+          <w:color w:val="000000"/>
+        </w:rPr>
         <w:t>5. Today is ______ day this week.   A. the worse   B. the worst   C. worst</w:t>
       </w:r>
     </w:p>
     <w:p>
-      <w:r>
+      <w:pPr>
+        <w:keepNext/>
+        <w:spacing w:before="120" w:after="60"/>
+        <w:rPr>
+          <w:color w:val="000000"/>
+        </w:rPr>
+      </w:pPr>
+      <w:r>
+        <w:rPr>
+          <w:color w:val="000000"/>
+        </w:rPr>
         <w:t>6. Lan is the youngest ______ the four sisters.   A. in   B. than   C. of</w:t>
       </w:r>
     </w:p>
     <w:p>
-      <w:r>
+      <w:pPr>
+        <w:keepNext/>
+        <w:spacing w:before="120" w:after="60"/>
+        <w:rPr>
+          <w:color w:val="000000"/>
+        </w:rPr>
+      </w:pPr>
+      <w:r>
+        <w:rPr>
+          <w:color w:val="000000"/>
+        </w:rPr>
         <w:t>7. He is one of the best ______ here.   A. student   B. students   C. student's</w:t>
       </w:r>
     </w:p>
     <w:p>
-      <w:r>
+      <w:pPr>
+        <w:keepNext/>
+        <w:spacing w:before="120" w:after="60"/>
+        <w:rPr>
+          <w:color w:val="000000"/>
+        </w:rPr>
+      </w:pPr>
+      <w:r>
+        <w:rPr>
+          <w:color w:val="000000"/>
+        </w:rPr>
         <w:t>8. This is the second ______ city in the country.   A. large   B. larger   C. largest</w:t>
       </w:r>
     </w:p>
     <w:p>
-      <w:r>
+      <w:pPr>
+        <w:keepNext/>
+        <w:spacing w:before="120" w:after="60"/>
+        <w:rPr>
+          <w:color w:val="000000"/>
+        </w:rPr>
+      </w:pPr>
+      <w:r>
+        <w:rPr>
+          <w:color w:val="000000"/>
+        </w:rPr>
         <w:t>9. The weather is getting ______.   A. colder and colder   B. more and more colder   C. coldest</w:t>
       </w:r>
     </w:p>
     <w:p>
-      <w:r>
+      <w:pPr>
+        <w:keepNext/>
+        <w:spacing w:before="120" w:after="60"/>
+        <w:rPr>
+          <w:color w:val="000000"/>
+        </w:rPr>
+      </w:pPr>
+      <w:r>
+        <w:rPr>
+          <w:color w:val="000000"/>
+        </w:rPr>
         <w:t>10. The more you read, ______ you learn.   A. more   B. the more   C. the most</w:t>
       </w:r>
     </w:p>
     <w:p>
       <w:pPr>
         <w:pStyle w:val="Heading1"/>
+        <w:spacing w:before="240"/>
       </w:pPr>
       <w:r>
         <w:t>PHẦN 2. VIẾT DẠNG SO SÁNH NHẤT (10 điểm)</w:t>
       </w:r>
     </w:p>
     <w:p>
-      <w:r>
+      <w:pPr>
+        <w:keepNext/>
+        <w:spacing w:before="120" w:after="60"/>
+        <w:rPr>
+          <w:color w:val="000000"/>
+        </w:rPr>
+      </w:pPr>
+      <w:r>
+        <w:rPr>
+          <w:color w:val="000000"/>
+        </w:rPr>
         <w:t>1. tall → ______</w:t>
       </w:r>
     </w:p>
     <w:p>
-      <w:r>
+      <w:pPr>
+        <w:keepNext/>
+        <w:spacing w:before="120" w:after="60"/>
+        <w:rPr>
+          <w:color w:val="000000"/>
+        </w:rPr>
+      </w:pPr>
+      <w:r>
+        <w:rPr>
+          <w:color w:val="000000"/>
+        </w:rPr>
         <w:t>2. large → ______</w:t>
       </w:r>
     </w:p>
     <w:p>
-      <w:r>
+      <w:pPr>
+        <w:keepNext/>
+        <w:spacing w:before="120" w:after="60"/>
+        <w:rPr>
+          <w:color w:val="000000"/>
+        </w:rPr>
+      </w:pPr>
+      <w:r>
+        <w:rPr>
+          <w:color w:val="000000"/>
+        </w:rPr>
         <w:t>3. big → ______</w:t>
       </w:r>
     </w:p>
     <w:p>
-      <w:r>
+      <w:pPr>
+        <w:keepNext/>
+        <w:spacing w:before="120" w:after="60"/>
+        <w:rPr>
+          <w:color w:val="000000"/>
+        </w:rPr>
+      </w:pPr>
+      <w:r>
+        <w:rPr>
+          <w:color w:val="000000"/>
+        </w:rPr>
         <w:t>4. happy → ______</w:t>
       </w:r>
     </w:p>
     <w:p>
-      <w:r>
+      <w:pPr>
+        <w:keepNext/>
+        <w:spacing w:before="120" w:after="60"/>
+        <w:rPr>
+          <w:color w:val="000000"/>
+        </w:rPr>
+      </w:pPr>
+      <w:r>
+        <w:rPr>
+          <w:color w:val="000000"/>
+        </w:rPr>
         <w:t>5. beautiful → ______</w:t>
       </w:r>
     </w:p>
     <w:p>
-      <w:r>
+      <w:pPr>
+        <w:keepNext/>
+        <w:spacing w:before="120" w:after="60"/>
+        <w:rPr>
+          <w:color w:val="000000"/>
+        </w:rPr>
+      </w:pPr>
+      <w:r>
+        <w:rPr>
+          <w:color w:val="000000"/>
+        </w:rPr>
         <w:t>6. expensive → ______</w:t>
       </w:r>
     </w:p>
     <w:p>
-      <w:r>
+      <w:pPr>
+        <w:keepNext/>
+        <w:spacing w:before="120" w:after="60"/>
+        <w:rPr>
+          <w:color w:val="000000"/>
+        </w:rPr>
+      </w:pPr>
+      <w:r>
+        <w:rPr>
+          <w:color w:val="000000"/>
+        </w:rPr>
         <w:t>7. good → ______</w:t>
       </w:r>
     </w:p>
     <w:p>
-      <w:r>
+      <w:pPr>
+        <w:keepNext/>
+        <w:spacing w:before="120" w:after="60"/>
+        <w:rPr>
+          <w:color w:val="000000"/>
+        </w:rPr>
+      </w:pPr>
+      <w:r>
+        <w:rPr>
+          <w:color w:val="000000"/>
+        </w:rPr>
         <w:t>8. bad → ______</w:t>
       </w:r>
     </w:p>
     <w:p>
-      <w:r>
+      <w:pPr>
+        <w:keepNext/>
+        <w:spacing w:before="120" w:after="60"/>
+        <w:rPr>
+          <w:color w:val="000000"/>
+        </w:rPr>
+      </w:pPr>
+      <w:r>
+        <w:rPr>
+          <w:color w:val="000000"/>
+        </w:rPr>
         <w:t>9. far → ______</w:t>
       </w:r>
     </w:p>
     <w:p>
-      <w:r>
+      <w:pPr>
+        <w:keepNext/>
+        <w:spacing w:before="120" w:after="60"/>
+        <w:rPr>
+          <w:color w:val="000000"/>
+        </w:rPr>
+      </w:pPr>
+      <w:r>
+        <w:rPr>
+          <w:color w:val="000000"/>
+        </w:rPr>
         <w:t>10. little → ______</w:t>
       </w:r>
     </w:p>
     <w:p>
       <w:pPr>
         <w:pStyle w:val="Heading1"/>
+        <w:spacing w:before="240"/>
       </w:pPr>
       <w:r>
         <w:t>PHẦN 3. CHIA TÍNH TỪ/TRẠNG TỪ TRONG NGOẶC (10 điểm)</w:t>
       </w:r>
     </w:p>
     <w:p>
-      <w:r>
+      <w:pPr>
+        <w:keepNext/>
+        <w:spacing w:before="120" w:after="60"/>
+        <w:rPr>
+          <w:color w:val="000000"/>
+        </w:rPr>
+      </w:pPr>
+      <w:r>
+        <w:rPr>
+          <w:color w:val="000000"/>
+        </w:rPr>
         <w:t>1. Lan is the ______ (young) person in the family.</w:t>
       </w:r>
     </w:p>
     <w:p>
-      <w:r>
+      <w:pPr>
+        <w:keepNext/>
+        <w:spacing w:before="120" w:after="60"/>
+        <w:rPr>
+          <w:color w:val="000000"/>
+        </w:rPr>
+      </w:pPr>
+      <w:r>
+        <w:rPr>
+          <w:color w:val="000000"/>
+        </w:rPr>
         <w:t>2. This is the ______ (large) room in the hotel.</w:t>
       </w:r>
     </w:p>
     <w:p>
-      <w:r>
+      <w:pPr>
+        <w:keepNext/>
+        <w:spacing w:before="120" w:after="60"/>
+        <w:rPr>
+          <w:color w:val="000000"/>
+        </w:rPr>
+      </w:pPr>
+      <w:r>
+        <w:rPr>
+          <w:color w:val="000000"/>
+        </w:rPr>
         <w:t>3. Nam is the ______ (fast) runner on the team.</w:t>
       </w:r>
     </w:p>
     <w:p>
-      <w:r>
+      <w:pPr>
+        <w:keepNext/>
+        <w:spacing w:before="120" w:after="60"/>
+        <w:rPr>
+          <w:color w:val="000000"/>
+        </w:rPr>
+      </w:pPr>
+      <w:r>
+        <w:rPr>
+          <w:color w:val="000000"/>
+        </w:rPr>
         <w:t>4. It is the ______ (beautiful) place I know.</w:t>
       </w:r>
     </w:p>
     <w:p>
-      <w:r>
+      <w:pPr>
+        <w:keepNext/>
+        <w:spacing w:before="120" w:after="60"/>
+        <w:rPr>
+          <w:color w:val="000000"/>
+        </w:rPr>
+      </w:pPr>
+      <w:r>
+        <w:rPr>
+          <w:color w:val="000000"/>
+        </w:rPr>
         <w:t>5. This is the ______ (expensive) item in the shop.</w:t>
       </w:r>
     </w:p>
     <w:p>
-      <w:r>
+      <w:pPr>
+        <w:keepNext/>
+        <w:spacing w:before="120" w:after="60"/>
+        <w:rPr>
+          <w:color w:val="000000"/>
+        </w:rPr>
+      </w:pPr>
+      <w:r>
+        <w:rPr>
+          <w:color w:val="000000"/>
+        </w:rPr>
         <w:t>6. Hoa got the ______ (good) score.</w:t>
       </w:r>
     </w:p>
     <w:p>
-      <w:r>
+      <w:pPr>
+        <w:keepNext/>
+        <w:spacing w:before="120" w:after="60"/>
+        <w:rPr>
+          <w:color w:val="000000"/>
+        </w:rPr>
+      </w:pPr>
+      <w:r>
+        <w:rPr>
+          <w:color w:val="000000"/>
+        </w:rPr>
         <w:t>7. That was the ______ (bad) day of my trip.</w:t>
       </w:r>
     </w:p>
     <w:p>
-      <w:r>
+      <w:pPr>
+        <w:keepNext/>
+        <w:spacing w:before="120" w:after="60"/>
+        <w:rPr>
+          <w:color w:val="000000"/>
+        </w:rPr>
+      </w:pPr>
+      <w:r>
+        <w:rPr>
+          <w:color w:val="000000"/>
+        </w:rPr>
         <w:t>8. Who lives the ______ (far) from school?</w:t>
       </w:r>
     </w:p>
     <w:p>
-      <w:r>
+      <w:pPr>
+        <w:keepNext/>
+        <w:spacing w:before="120" w:after="60"/>
+        <w:rPr>
+          <w:color w:val="000000"/>
+        </w:rPr>
+      </w:pPr>
+      <w:r>
+        <w:rPr>
+          <w:color w:val="000000"/>
+        </w:rPr>
         <w:t>9. She answered the ______ (carefully) of all.</w:t>
       </w:r>
     </w:p>
     <w:p>
-      <w:r>
+      <w:pPr>
+        <w:keepNext/>
+        <w:spacing w:before="120" w:after="60"/>
+        <w:rPr>
+          <w:color w:val="000000"/>
+        </w:rPr>
+      </w:pPr>
+      <w:r>
+        <w:rPr>
+          <w:color w:val="000000"/>
+        </w:rPr>
         <w:t>10. This is the ______ (difficult) question in the test.</w:t>
       </w:r>
     </w:p>
     <w:p>
       <w:pPr>
         <w:pStyle w:val="Heading1"/>
+        <w:spacing w:before="240"/>
       </w:pPr>
       <w:r>
         <w:t>PHẦN 4. ĐIỀN IN HOẶC OF (10 điểm)</w:t>
       </w:r>
     </w:p>
     <w:p>
-      <w:r>
+      <w:pPr>
+        <w:keepNext/>
+        <w:spacing w:before="120" w:after="60"/>
+        <w:rPr>
+          <w:color w:val="000000"/>
+        </w:rPr>
+      </w:pPr>
+      <w:r>
+        <w:rPr>
+          <w:color w:val="000000"/>
+        </w:rPr>
         <w:t>1. Lan is the tallest ______ her class.</w:t>
       </w:r>
     </w:p>
     <w:p>
-      <w:r>
+      <w:pPr>
+        <w:keepNext/>
+        <w:spacing w:before="120" w:after="60"/>
+        <w:rPr>
+          <w:color w:val="000000"/>
+        </w:rPr>
+      </w:pPr>
+      <w:r>
+        <w:rPr>
+          <w:color w:val="000000"/>
+        </w:rPr>
         <w:t>2. Nam is the oldest ______ the three brothers.</w:t>
       </w:r>
     </w:p>
     <w:p>
-      <w:r>
+      <w:pPr>
+        <w:keepNext/>
+        <w:spacing w:before="120" w:after="60"/>
+        <w:rPr>
+          <w:color w:val="000000"/>
+        </w:rPr>
+      </w:pPr>
+      <w:r>
+        <w:rPr>
+          <w:color w:val="000000"/>
+        </w:rPr>
         <w:t>3. This is the most expensive hotel ______ the city.</w:t>
       </w:r>
     </w:p>
     <w:p>
-      <w:r>
+      <w:pPr>
+        <w:keepNext/>
+        <w:spacing w:before="120" w:after="60"/>
+        <w:rPr>
+          <w:color w:val="000000"/>
+        </w:rPr>
+      </w:pPr>
+      <w:r>
+        <w:rPr>
+          <w:color w:val="000000"/>
+        </w:rPr>
         <w:t>4. She is the best ______ all the candidates.</w:t>
       </w:r>
     </w:p>
     <w:p>
-      <w:r>
+      <w:pPr>
+        <w:keepNext/>
+        <w:spacing w:before="120" w:after="60"/>
+        <w:rPr>
+          <w:color w:val="000000"/>
+        </w:rPr>
+      </w:pPr>
+      <w:r>
+        <w:rPr>
+          <w:color w:val="000000"/>
+        </w:rPr>
         <w:t>5. Everest is the highest mountain ______ the world.</w:t>
       </w:r>
     </w:p>
     <w:p>
-      <w:r>
+      <w:pPr>
+        <w:keepNext/>
+        <w:spacing w:before="120" w:after="60"/>
+        <w:rPr>
+          <w:color w:val="000000"/>
+        </w:rPr>
+      </w:pPr>
+      <w:r>
+        <w:rPr>
+          <w:color w:val="000000"/>
+        </w:rPr>
         <w:t>6. Mai is the youngest ______ the five children.</w:t>
       </w:r>
     </w:p>
     <w:p>
-      <w:r>
+      <w:pPr>
+        <w:keepNext/>
+        <w:spacing w:before="120" w:after="60"/>
+        <w:rPr>
+          <w:color w:val="000000"/>
+        </w:rPr>
+      </w:pPr>
+      <w:r>
+        <w:rPr>
+          <w:color w:val="000000"/>
+        </w:rPr>
         <w:t>7. This is the busiest street ______ our town.</w:t>
       </w:r>
     </w:p>
     <w:p>
-      <w:r>
+      <w:pPr>
+        <w:keepNext/>
+        <w:spacing w:before="120" w:after="60"/>
+        <w:rPr>
+          <w:color w:val="000000"/>
+        </w:rPr>
+      </w:pPr>
+      <w:r>
+        <w:rPr>
+          <w:color w:val="000000"/>
+        </w:rPr>
         <w:t>8. Which is the easiest ______ these exercises?</w:t>
       </w:r>
     </w:p>
     <w:p>
-      <w:r>
+      <w:pPr>
+        <w:keepNext/>
+        <w:spacing w:before="120" w:after="60"/>
+        <w:rPr>
+          <w:color w:val="000000"/>
+        </w:rPr>
+      </w:pPr>
+      <w:r>
+        <w:rPr>
+          <w:color w:val="000000"/>
+        </w:rPr>
         <w:t>9. He is the fastest runner ______ the school.</w:t>
       </w:r>
     </w:p>
     <w:p>
-      <w:r>
+      <w:pPr>
+        <w:keepNext/>
+        <w:spacing w:before="120" w:after="60"/>
+        <w:rPr>
+          <w:color w:val="000000"/>
+        </w:rPr>
+      </w:pPr>
+      <w:r>
+        <w:rPr>
+          <w:color w:val="000000"/>
+        </w:rPr>
         <w:t>10. That was the happiest day ______ my life.</w:t>
       </w:r>
     </w:p>
     <w:p>
       <w:pPr>
         <w:pStyle w:val="Heading1"/>
+        <w:spacing w:before="240"/>
       </w:pPr>
       <w:r>
         <w:t>PHẦN 5. HOÀN THÀNH VỚI ONE OF THE HOẶC SỐ THỨ TỰ (10 điểm)</w:t>
       </w:r>
     </w:p>
     <w:p>
-      <w:r>
+      <w:pPr>
+        <w:keepNext/>
+        <w:spacing w:before="120" w:after="60"/>
+        <w:rPr>
+          <w:color w:val="000000"/>
+        </w:rPr>
+      </w:pPr>
+      <w:r>
+        <w:rPr>
+          <w:color w:val="000000"/>
+        </w:rPr>
         <w:t>1. Hoi An is ______ most beautiful towns in Vietnam.</w:t>
       </w:r>
     </w:p>
     <w:p>
-      <w:r>
+      <w:pPr>
+        <w:keepNext/>
+        <w:spacing w:before="120" w:after="60"/>
+        <w:rPr>
+          <w:color w:val="000000"/>
+        </w:rPr>
+      </w:pPr>
+      <w:r>
+        <w:rPr>
+          <w:color w:val="000000"/>
+        </w:rPr>
         <w:t>2. She is ______ best students in the class.</w:t>
       </w:r>
     </w:p>
     <w:p>
-      <w:r>
+      <w:pPr>
+        <w:keepNext/>
+        <w:spacing w:before="120" w:after="60"/>
+        <w:rPr>
+          <w:color w:val="000000"/>
+        </w:rPr>
+      </w:pPr>
+      <w:r>
+        <w:rPr>
+          <w:color w:val="000000"/>
+        </w:rPr>
         <w:t>3. This is the ______ largest city in the country. (2)</w:t>
       </w:r>
     </w:p>
     <w:p>
-      <w:r>
+      <w:pPr>
+        <w:keepNext/>
+        <w:spacing w:before="120" w:after="60"/>
+        <w:rPr>
+          <w:color w:val="000000"/>
+        </w:rPr>
+      </w:pPr>
+      <w:r>
+        <w:rPr>
+          <w:color w:val="000000"/>
+        </w:rPr>
         <w:t>4. He is the ______ fastest runner on the team. (3)</w:t>
       </w:r>
     </w:p>
     <w:p>
-      <w:r>
+      <w:pPr>
+        <w:keepNext/>
+        <w:spacing w:before="120" w:after="60"/>
+        <w:rPr>
+          <w:color w:val="000000"/>
+        </w:rPr>
+      </w:pPr>
+      <w:r>
+        <w:rPr>
+          <w:color w:val="000000"/>
+        </w:rPr>
         <w:t>5. The Nile is ______ longest rivers in the world.</w:t>
       </w:r>
     </w:p>
     <w:p>
-      <w:r>
+      <w:pPr>
+        <w:keepNext/>
+        <w:spacing w:before="120" w:after="60"/>
+        <w:rPr>
+          <w:color w:val="000000"/>
+        </w:rPr>
+      </w:pPr>
+      <w:r>
+        <w:rPr>
+          <w:color w:val="000000"/>
+        </w:rPr>
         <w:t>6. It is ______ most useful apps on my phone.</w:t>
       </w:r>
     </w:p>
     <w:p>
-      <w:r>
+      <w:pPr>
+        <w:keepNext/>
+        <w:spacing w:before="120" w:after="60"/>
+        <w:rPr>
+          <w:color w:val="000000"/>
+        </w:rPr>
+      </w:pPr>
+      <w:r>
+        <w:rPr>
+          <w:color w:val="000000"/>
+        </w:rPr>
         <w:t>7. This building is the ______ tallest in the city. (2)</w:t>
       </w:r>
     </w:p>
     <w:p>
-      <w:r>
+      <w:pPr>
+        <w:keepNext/>
+        <w:spacing w:before="120" w:after="60"/>
+        <w:rPr>
+          <w:color w:val="000000"/>
+        </w:rPr>
+      </w:pPr>
+      <w:r>
+        <w:rPr>
+          <w:color w:val="000000"/>
+        </w:rPr>
         <w:t>8. Lan received the ______ highest score. (3)</w:t>
       </w:r>
     </w:p>
     <w:p>
-      <w:r>
+      <w:pPr>
+        <w:keepNext/>
+        <w:spacing w:before="120" w:after="60"/>
+        <w:rPr>
+          <w:color w:val="000000"/>
+        </w:rPr>
+      </w:pPr>
+      <w:r>
+        <w:rPr>
+          <w:color w:val="000000"/>
+        </w:rPr>
         <w:t>9. He is ______ most experienced teachers here.</w:t>
       </w:r>
     </w:p>
     <w:p>
-      <w:r>
+      <w:pPr>
+        <w:keepNext/>
+        <w:spacing w:before="120" w:after="60"/>
+        <w:rPr>
+          <w:color w:val="000000"/>
+        </w:rPr>
+      </w:pPr>
+      <w:r>
+        <w:rPr>
+          <w:color w:val="000000"/>
+        </w:rPr>
         <w:t>10. This is the ______ most expensive option. (2)</w:t>
       </w:r>
     </w:p>
     <w:p>
       <w:pPr>
         <w:pStyle w:val="Heading1"/>
+        <w:spacing w:before="240"/>
       </w:pPr>
       <w:r>
         <w:t>PHẦN 6. VIẾT DẠNG SO SÁNH KÉP (10 điểm)</w:t>
       </w:r>
     </w:p>
     <w:p>
-      <w:r>
+      <w:pPr>
+        <w:keepNext/>
+        <w:spacing w:before="120" w:after="60"/>
+        <w:rPr>
+          <w:color w:val="000000"/>
+        </w:rPr>
+      </w:pPr>
+      <w:r>
+        <w:rPr>
+          <w:color w:val="000000"/>
+        </w:rPr>
         <w:t>1. The weather is becoming increasingly cold. → The weather is getting ____________________.</w:t>
       </w:r>
     </w:p>
     <w:p>
-      <w:r>
+      <w:pPr>
+        <w:keepNext/>
+        <w:spacing w:before="120" w:after="60"/>
+        <w:rPr>
+          <w:color w:val="000000"/>
+        </w:rPr>
+      </w:pPr>
+      <w:r>
+        <w:rPr>
+          <w:color w:val="000000"/>
+        </w:rPr>
         <w:t>2. The baby is growing increasingly big. → The baby is getting ____________________.</w:t>
       </w:r>
     </w:p>
     <w:p>
-      <w:r>
+      <w:pPr>
+        <w:keepNext/>
+        <w:spacing w:before="120" w:after="60"/>
+        <w:rPr>
+          <w:color w:val="000000"/>
+        </w:rPr>
+      </w:pPr>
+      <w:r>
+        <w:rPr>
+          <w:color w:val="000000"/>
+        </w:rPr>
         <w:t>3. The city is becoming increasingly crowded. → The city is getting ____________________.</w:t>
       </w:r>
     </w:p>
     <w:p>
-      <w:r>
+      <w:pPr>
+        <w:keepNext/>
+        <w:spacing w:before="120" w:after="60"/>
+        <w:rPr>
+          <w:color w:val="000000"/>
+        </w:rPr>
+      </w:pPr>
+      <w:r>
+        <w:rPr>
+          <w:color w:val="000000"/>
+        </w:rPr>
         <w:t>4. English is becoming increasingly important. → English is becoming ____________________.</w:t>
       </w:r>
     </w:p>
     <w:p>
-      <w:r>
+      <w:pPr>
+        <w:keepNext/>
+        <w:spacing w:before="120" w:after="60"/>
+        <w:rPr>
+          <w:color w:val="000000"/>
+        </w:rPr>
+      </w:pPr>
+      <w:r>
+        <w:rPr>
+          <w:color w:val="000000"/>
+        </w:rPr>
         <w:t>5. The task is becoming increasingly difficult. → The task is getting ____________________.</w:t>
       </w:r>
     </w:p>
     <w:p>
-      <w:r>
+      <w:pPr>
+        <w:keepNext/>
+        <w:spacing w:before="120" w:after="60"/>
+        <w:rPr>
+          <w:color w:val="000000"/>
+        </w:rPr>
+      </w:pPr>
+      <w:r>
+        <w:rPr>
+          <w:color w:val="000000"/>
+        </w:rPr>
         <w:t>6. Cars are moving increasingly fast. → Cars are moving ____________________.</w:t>
       </w:r>
     </w:p>
     <w:p>
-      <w:r>
+      <w:pPr>
+        <w:keepNext/>
+        <w:spacing w:before="120" w:after="60"/>
+        <w:rPr>
+          <w:color w:val="000000"/>
+        </w:rPr>
+      </w:pPr>
+      <w:r>
+        <w:rPr>
+          <w:color w:val="000000"/>
+        </w:rPr>
         <w:t>7. The nights are becoming increasingly long. → The nights are getting ____________________.</w:t>
       </w:r>
     </w:p>
     <w:p>
-      <w:r>
+      <w:pPr>
+        <w:keepNext/>
+        <w:spacing w:before="120" w:after="60"/>
+        <w:rPr>
+          <w:color w:val="000000"/>
+        </w:rPr>
+      </w:pPr>
+      <w:r>
+        <w:rPr>
+          <w:color w:val="000000"/>
+        </w:rPr>
         <w:t>8. Housing is becoming increasingly expensive. → Housing is becoming ____________________.</w:t>
       </w:r>
     </w:p>
     <w:p>
-      <w:r>
+      <w:pPr>
+        <w:keepNext/>
+        <w:spacing w:before="120" w:after="60"/>
+        <w:rPr>
+          <w:color w:val="000000"/>
+        </w:rPr>
+      </w:pPr>
+      <w:r>
+        <w:rPr>
+          <w:color w:val="000000"/>
+        </w:rPr>
         <w:t>9. She is becoming increasingly confident. → She is becoming ____________________.</w:t>
       </w:r>
     </w:p>
     <w:p>
-      <w:r>
+      <w:pPr>
+        <w:keepNext/>
+        <w:spacing w:before="120" w:after="60"/>
+        <w:rPr>
+          <w:color w:val="000000"/>
+        </w:rPr>
+      </w:pPr>
+      <w:r>
+        <w:rPr>
+          <w:color w:val="000000"/>
+        </w:rPr>
         <w:t>10. The situation is getting increasingly bad. → The situation is getting ____________________.</w:t>
       </w:r>
     </w:p>
     <w:p>
       <w:pPr>
         <w:pStyle w:val="Heading1"/>
+        <w:spacing w:before="240"/>
       </w:pPr>
       <w:r>
         <w:t>PHẦN 7. HOÀN THÀNH CẤU TRÚC THE MORE..., THE MORE... (10 điểm)</w:t>
       </w:r>
     </w:p>
     <w:p>
-      <w:r>
+      <w:pPr>
+        <w:keepNext/>
+        <w:spacing w:before="120" w:after="60"/>
+        <w:rPr>
+          <w:color w:val="000000"/>
+        </w:rPr>
+      </w:pPr>
+      <w:r>
+        <w:rPr>
+          <w:color w:val="000000"/>
+        </w:rPr>
         <w:t>1. The more you practice, ______ you become. (good)</w:t>
       </w:r>
     </w:p>
     <w:p>
-      <w:r>
+      <w:pPr>
+        <w:keepNext/>
+        <w:spacing w:before="120" w:after="60"/>
+        <w:rPr>
+          <w:color w:val="000000"/>
+        </w:rPr>
+      </w:pPr>
+      <w:r>
+        <w:rPr>
+          <w:color w:val="000000"/>
+        </w:rPr>
         <w:t>2. The earlier we leave, ______ we arrive. (soon)</w:t>
       </w:r>
     </w:p>
     <w:p>
-      <w:r>
+      <w:pPr>
+        <w:keepNext/>
+        <w:spacing w:before="120" w:after="60"/>
+        <w:rPr>
+          <w:color w:val="000000"/>
+        </w:rPr>
+      </w:pPr>
+      <w:r>
+        <w:rPr>
+          <w:color w:val="000000"/>
+        </w:rPr>
         <w:t>3. The more he eats, ______ he gets. (heavy)</w:t>
       </w:r>
     </w:p>
     <w:p>
-      <w:r>
+      <w:pPr>
+        <w:keepNext/>
+        <w:spacing w:before="120" w:after="60"/>
+        <w:rPr>
+          <w:color w:val="000000"/>
+        </w:rPr>
+      </w:pPr>
+      <w:r>
+        <w:rPr>
+          <w:color w:val="000000"/>
+        </w:rPr>
         <w:t>4. The faster you drive, ______ it is. (dangerous)</w:t>
       </w:r>
     </w:p>
     <w:p>
-      <w:r>
+      <w:pPr>
+        <w:keepNext/>
+        <w:spacing w:before="120" w:after="60"/>
+        <w:rPr>
+          <w:color w:val="000000"/>
+        </w:rPr>
+      </w:pPr>
+      <w:r>
+        <w:rPr>
+          <w:color w:val="000000"/>
+        </w:rPr>
         <w:t>5. The more carefully you work, ______ mistakes you make. (few)</w:t>
       </w:r>
     </w:p>
     <w:p>
-      <w:r>
+      <w:pPr>
+        <w:keepNext/>
+        <w:spacing w:before="120" w:after="60"/>
+        <w:rPr>
+          <w:color w:val="000000"/>
+        </w:rPr>
+      </w:pPr>
+      <w:r>
+        <w:rPr>
+          <w:color w:val="000000"/>
+        </w:rPr>
         <w:t>6. The longer I wait, ______ I become. (impatient)</w:t>
       </w:r>
     </w:p>
     <w:p>
-      <w:r>
+      <w:pPr>
+        <w:keepNext/>
+        <w:spacing w:before="120" w:after="60"/>
+        <w:rPr>
+          <w:color w:val="000000"/>
+        </w:rPr>
+      </w:pPr>
+      <w:r>
+        <w:rPr>
+          <w:color w:val="000000"/>
+        </w:rPr>
         <w:t>7. The more books she reads, ______ she knows. (much)</w:t>
       </w:r>
     </w:p>
     <w:p>
-      <w:r>
+      <w:pPr>
+        <w:keepNext/>
+        <w:spacing w:before="120" w:after="60"/>
+        <w:rPr>
+          <w:color w:val="000000"/>
+        </w:rPr>
+      </w:pPr>
+      <w:r>
+        <w:rPr>
+          <w:color w:val="000000"/>
+        </w:rPr>
         <w:t>8. The harder they study, ______ their results are. (good)</w:t>
       </w:r>
     </w:p>
     <w:p>
-      <w:r>
+      <w:pPr>
+        <w:keepNext/>
+        <w:spacing w:before="120" w:after="60"/>
+        <w:rPr>
+          <w:color w:val="000000"/>
+        </w:rPr>
+      </w:pPr>
+      <w:r>
+        <w:rPr>
+          <w:color w:val="000000"/>
+        </w:rPr>
         <w:t>9. The more expensive the hotel is, ______ the service should be. (good)</w:t>
       </w:r>
     </w:p>
     <w:p>
-      <w:r>
+      <w:pPr>
+        <w:keepNext/>
+        <w:spacing w:before="120" w:after="60"/>
+        <w:rPr>
+          <w:color w:val="000000"/>
+        </w:rPr>
+      </w:pPr>
+      <w:r>
+        <w:rPr>
+          <w:color w:val="000000"/>
+        </w:rPr>
         <w:t>10. The less you sleep, ______ you feel. (tired)</w:t>
       </w:r>
     </w:p>
     <w:p>
       <w:pPr>
         <w:pStyle w:val="Heading1"/>
+        <w:spacing w:before="240"/>
       </w:pPr>
       <w:r>
         <w:t>PHẦN 8. SỬA LỖI SAI (10 điểm)</w:t>
       </w:r>
     </w:p>
     <w:p>
-      <w:r>
+      <w:pPr>
+        <w:keepNext/>
+        <w:spacing w:before="120" w:after="60"/>
+        <w:rPr>
+          <w:color w:val="000000"/>
+        </w:rPr>
+      </w:pPr>
+      <w:r>
+        <w:rPr>
+          <w:color w:val="000000"/>
+        </w:rPr>
         <w:t>1. Lan is the most tallest student. → ______________________________</w:t>
       </w:r>
     </w:p>
     <w:p>
-      <w:r>
+      <w:pPr>
+        <w:keepNext/>
+        <w:spacing w:before="120" w:after="60"/>
+        <w:rPr>
+          <w:color w:val="000000"/>
+        </w:rPr>
+      </w:pPr>
+      <w:r>
+        <w:rPr>
+          <w:color w:val="000000"/>
+        </w:rPr>
         <w:t>2. He is tallest boy in the class. → ______________________________</w:t>
       </w:r>
     </w:p>
     <w:p>
-      <w:r>
+      <w:pPr>
+        <w:keepNext/>
+        <w:spacing w:before="120" w:after="60"/>
+        <w:rPr>
+          <w:color w:val="000000"/>
+        </w:rPr>
+      </w:pPr>
+      <w:r>
+        <w:rPr>
+          <w:color w:val="000000"/>
+        </w:rPr>
         <w:t>3. She is one of the best student here. → ______________________________</w:t>
       </w:r>
     </w:p>
     <w:p>
-      <w:r>
+      <w:pPr>
+        <w:keepNext/>
+        <w:spacing w:before="120" w:after="60"/>
+        <w:rPr>
+          <w:color w:val="000000"/>
+        </w:rPr>
+      </w:pPr>
+      <w:r>
+        <w:rPr>
+          <w:color w:val="000000"/>
+        </w:rPr>
         <w:t>4. Nam is the tallest of the class. → ______________________________</w:t>
       </w:r>
     </w:p>
     <w:p>
-      <w:r>
+      <w:pPr>
+        <w:keepNext/>
+        <w:spacing w:before="120" w:after="60"/>
+        <w:rPr>
+          <w:color w:val="000000"/>
+        </w:rPr>
+      </w:pPr>
+      <w:r>
+        <w:rPr>
+          <w:color w:val="000000"/>
+        </w:rPr>
         <w:t>5. The weather is more and more colder. → ______________________________</w:t>
       </w:r>
     </w:p>
     <w:p>
-      <w:r>
+      <w:pPr>
+        <w:keepNext/>
+        <w:spacing w:before="120" w:after="60"/>
+        <w:rPr>
+          <w:color w:val="000000"/>
+        </w:rPr>
+      </w:pPr>
+      <w:r>
+        <w:rPr>
+          <w:color w:val="000000"/>
+        </w:rPr>
         <w:t>6. This is the beautifullest beach. → ______________________________</w:t>
       </w:r>
     </w:p>
     <w:p>
-      <w:r>
+      <w:pPr>
+        <w:keepNext/>
+        <w:spacing w:before="120" w:after="60"/>
+        <w:rPr>
+          <w:color w:val="000000"/>
+        </w:rPr>
+      </w:pPr>
+      <w:r>
+        <w:rPr>
+          <w:color w:val="000000"/>
+        </w:rPr>
         <w:t>7. That was the most bad day. → ______________________________</w:t>
       </w:r>
     </w:p>
     <w:p>
-      <w:r>
+      <w:pPr>
+        <w:keepNext/>
+        <w:spacing w:before="120" w:after="60"/>
+        <w:rPr>
+          <w:color w:val="000000"/>
+        </w:rPr>
+      </w:pPr>
+      <w:r>
+        <w:rPr>
+          <w:color w:val="000000"/>
+        </w:rPr>
         <w:t>8. He runs the most fast of all. → ______________________________</w:t>
       </w:r>
     </w:p>
     <w:p>
-      <w:r>
+      <w:pPr>
+        <w:keepNext/>
+        <w:spacing w:before="120" w:after="60"/>
+        <w:rPr>
+          <w:color w:val="000000"/>
+        </w:rPr>
+      </w:pPr>
+      <w:r>
+        <w:rPr>
+          <w:color w:val="000000"/>
+        </w:rPr>
         <w:t>9. The more you practice, you become better. → ______________________________</w:t>
       </w:r>
     </w:p>
     <w:p>
-      <w:r>
+      <w:pPr>
+        <w:keepNext/>
+        <w:spacing w:before="120" w:after="60"/>
+        <w:rPr>
+          <w:color w:val="000000"/>
+        </w:rPr>
+      </w:pPr>
+      <w:r>
+        <w:rPr>
+          <w:color w:val="000000"/>
+        </w:rPr>
         <w:t>10. This is second largest city. → ______________________________</w:t>
       </w:r>
     </w:p>
     <w:p>
       <w:pPr>
         <w:pStyle w:val="Heading1"/>
+        <w:spacing w:before="240"/>
       </w:pPr>
       <w:r>
         <w:t>PHẦN 9. ĐỌC HIỂU (10 điểm)</w:t>
       </w:r>
     </w:p>
     <w:p>
-      <w:r>
+      <w:pPr>
+        <w:rPr>
+          <w:color w:val="000000"/>
+        </w:rPr>
+      </w:pPr>
+      <w:r>
+        <w:rPr>
+          <w:color w:val="000000"/>
+        </w:rPr>
         <w:t>Đọc đoạn văn:</w:t>
       </w:r>
     </w:p>
     <w:p>
-      <w:r>
+      <w:pPr>
+        <w:rPr>
+          <w:color w:val="000000"/>
+        </w:rPr>
+      </w:pPr>
+      <w:r>
+        <w:rPr>
+          <w:color w:val="000000"/>
+        </w:rPr>
         <w:t>Three friends—Lan, Mai and Hoa—joined a school competition. Lan was the fastest runner, while Mai gave the most creative presentation. Hoa answered the questions the most carefully and received the highest score. The competition became more and more exciting as the day continued. Hoa said, “The more we practiced, the more confident we became.” In the end, their team won first prize and had one of the happiest days of the school year.</w:t>
       </w:r>
     </w:p>
     <w:p>
-      <w:r>
+      <w:pPr>
+        <w:rPr>
+          <w:color w:val="000000"/>
+        </w:rPr>
+      </w:pPr>
+      <w:r>
+        <w:rPr>
+          <w:color w:val="000000"/>
+        </w:rPr>
         <w:t>Trả lời câu hỏi:</w:t>
       </w:r>
     </w:p>
     <w:p>
-      <w:r>
+      <w:pPr>
+        <w:keepNext/>
+        <w:spacing w:before="120" w:after="60"/>
+        <w:rPr>
+          <w:color w:val="000000"/>
+        </w:rPr>
+      </w:pPr>
+      <w:r>
+        <w:rPr>
+          <w:color w:val="000000"/>
+        </w:rPr>
         <w:t>1. How many friends joined the competition?</w:t>
       </w:r>
     </w:p>
     <w:p>
-      <w:r>
+      <w:pPr>
+        <w:keepNext/>
+        <w:spacing w:before="120" w:after="60"/>
+        <w:rPr>
+          <w:color w:val="000000"/>
+        </w:rPr>
+      </w:pPr>
+      <w:r>
+        <w:rPr>
+          <w:color w:val="000000"/>
+        </w:rPr>
         <w:t>2. Who was the fastest runner?</w:t>
       </w:r>
     </w:p>
     <w:p>
-      <w:r>
+      <w:pPr>
+        <w:keepNext/>
+        <w:spacing w:before="120" w:after="60"/>
+        <w:rPr>
+          <w:color w:val="000000"/>
+        </w:rPr>
+      </w:pPr>
+      <w:r>
+        <w:rPr>
+          <w:color w:val="000000"/>
+        </w:rPr>
         <w:t>3. Who gave the most creative presentation?</w:t>
       </w:r>
     </w:p>
     <w:p>
-      <w:r>
+      <w:pPr>
+        <w:keepNext/>
+        <w:spacing w:before="120" w:after="60"/>
+        <w:rPr>
+          <w:color w:val="000000"/>
+        </w:rPr>
+      </w:pPr>
+      <w:r>
+        <w:rPr>
+          <w:color w:val="000000"/>
+        </w:rPr>
         <w:t>4. Who answered most carefully?</w:t>
       </w:r>
     </w:p>
     <w:p>
-      <w:r>
+      <w:pPr>
+        <w:keepNext/>
+        <w:spacing w:before="120" w:after="60"/>
+        <w:rPr>
+          <w:color w:val="000000"/>
+        </w:rPr>
+      </w:pPr>
+      <w:r>
+        <w:rPr>
+          <w:color w:val="000000"/>
+        </w:rPr>
         <w:t>5. Who received the highest score?</w:t>
       </w:r>
     </w:p>
     <w:p>
-      <w:r>
+      <w:pPr>
+        <w:keepNext/>
+        <w:spacing w:before="120" w:after="60"/>
+        <w:rPr>
+          <w:color w:val="000000"/>
+        </w:rPr>
+      </w:pPr>
+      <w:r>
+        <w:rPr>
+          <w:color w:val="000000"/>
+        </w:rPr>
         <w:t>6. How did the competition change?</w:t>
       </w:r>
     </w:p>
     <w:p>
-      <w:r>
+      <w:pPr>
+        <w:keepNext/>
+        <w:spacing w:before="120" w:after="60"/>
+        <w:rPr>
+          <w:color w:val="000000"/>
+        </w:rPr>
+      </w:pPr>
+      <w:r>
+        <w:rPr>
+          <w:color w:val="000000"/>
+        </w:rPr>
         <w:t>7. What happened as they practiced more?</w:t>
       </w:r>
     </w:p>
     <w:p>
-      <w:r>
+      <w:pPr>
+        <w:keepNext/>
+        <w:spacing w:before="120" w:after="60"/>
+        <w:rPr>
+          <w:color w:val="000000"/>
+        </w:rPr>
+      </w:pPr>
+      <w:r>
+        <w:rPr>
+          <w:color w:val="000000"/>
+        </w:rPr>
         <w:t>8. What prize did their team win?</w:t>
       </w:r>
     </w:p>
     <w:p>
-      <w:r>
+      <w:pPr>
+        <w:keepNext/>
+        <w:spacing w:before="120" w:after="60"/>
+        <w:rPr>
+          <w:color w:val="000000"/>
+        </w:rPr>
+      </w:pPr>
+      <w:r>
+        <w:rPr>
+          <w:color w:val="000000"/>
+        </w:rPr>
         <w:t>9. Was it a happy day for them?</w:t>
       </w:r>
     </w:p>
     <w:p>
-      <w:r>
+      <w:pPr>
+        <w:keepNext/>
+        <w:spacing w:before="120" w:after="60"/>
+        <w:rPr>
+          <w:color w:val="000000"/>
+        </w:rPr>
+      </w:pPr>
+      <w:r>
+        <w:rPr>
+          <w:color w:val="000000"/>
+        </w:rPr>
         <w:t>10. Find one superlative and one double comparative in the passage.</w:t>
       </w:r>
     </w:p>
     <w:p>
       <w:pPr>
         <w:pStyle w:val="Heading1"/>
+        <w:spacing w:before="240"/>
       </w:pPr>
       <w:r>
         <w:t>PHẦN 10. VIẾT CÂU HOÀN CHỈNH (10 điểm)</w:t>
       </w:r>
     </w:p>
     <w:p>
-      <w:r>
+      <w:pPr>
+        <w:keepNext/>
+        <w:spacing w:before="120" w:after="60"/>
+        <w:rPr>
+          <w:color w:val="000000"/>
+        </w:rPr>
+      </w:pPr>
+      <w:r>
+        <w:rPr>
+          <w:color w:val="000000"/>
+        </w:rPr>
         <w:t>1. Lan / tallest / class → ______________________________</w:t>
       </w:r>
     </w:p>
     <w:p>
-      <w:r>
+      <w:pPr>
+        <w:keepNext/>
+        <w:spacing w:before="120" w:after="60"/>
+        <w:rPr>
+          <w:color w:val="000000"/>
+        </w:rPr>
+      </w:pPr>
+      <w:r>
+        <w:rPr>
+          <w:color w:val="000000"/>
+        </w:rPr>
         <w:t>2. this / most interesting / book / three → ______________________________</w:t>
       </w:r>
     </w:p>
     <w:p>
-      <w:r>
+      <w:pPr>
+        <w:keepNext/>
+        <w:spacing w:before="120" w:after="60"/>
+        <w:rPr>
+          <w:color w:val="000000"/>
+        </w:rPr>
+      </w:pPr>
+      <w:r>
+        <w:rPr>
+          <w:color w:val="000000"/>
+        </w:rPr>
         <w:t>3. Nam / run / fastest / all → ______________________________</w:t>
       </w:r>
     </w:p>
     <w:p>
-      <w:r>
+      <w:pPr>
+        <w:keepNext/>
+        <w:spacing w:before="120" w:after="60"/>
+        <w:rPr>
+          <w:color w:val="000000"/>
+        </w:rPr>
+      </w:pPr>
+      <w:r>
+        <w:rPr>
+          <w:color w:val="000000"/>
+        </w:rPr>
         <w:t>4. this / best / restaurant / town → ______________________________</w:t>
       </w:r>
     </w:p>
     <w:p>
-      <w:r>
+      <w:pPr>
+        <w:keepNext/>
+        <w:spacing w:before="120" w:after="60"/>
+        <w:rPr>
+          <w:color w:val="000000"/>
+        </w:rPr>
+      </w:pPr>
+      <w:r>
+        <w:rPr>
+          <w:color w:val="000000"/>
+        </w:rPr>
         <w:t>5. she / one of / best students → ______________________________</w:t>
       </w:r>
     </w:p>
     <w:p>
-      <w:r>
+      <w:pPr>
+        <w:keepNext/>
+        <w:spacing w:before="120" w:after="60"/>
+        <w:rPr>
+          <w:color w:val="000000"/>
+        </w:rPr>
+      </w:pPr>
+      <w:r>
+        <w:rPr>
+          <w:color w:val="000000"/>
+        </w:rPr>
         <w:t>6. this / second largest / city → ______________________________</w:t>
       </w:r>
     </w:p>
     <w:p>
-      <w:r>
+      <w:pPr>
+        <w:keepNext/>
+        <w:spacing w:before="120" w:after="60"/>
+        <w:rPr>
+          <w:color w:val="000000"/>
+        </w:rPr>
+      </w:pPr>
+      <w:r>
+        <w:rPr>
+          <w:color w:val="000000"/>
+        </w:rPr>
         <w:t>7. weather / colder and colder → ______________________________</w:t>
       </w:r>
     </w:p>
     <w:p>
-      <w:r>
+      <w:pPr>
+        <w:keepNext/>
+        <w:spacing w:before="120" w:after="60"/>
+        <w:rPr>
+          <w:color w:val="000000"/>
+        </w:rPr>
+      </w:pPr>
+      <w:r>
+        <w:rPr>
+          <w:color w:val="000000"/>
+        </w:rPr>
         <w:t>8. English / more and more important → ______________________________</w:t>
       </w:r>
     </w:p>
     <w:p>
-      <w:r>
+      <w:pPr>
+        <w:keepNext/>
+        <w:spacing w:before="120" w:after="60"/>
+        <w:rPr>
+          <w:color w:val="000000"/>
+        </w:rPr>
+      </w:pPr>
+      <w:r>
+        <w:rPr>
+          <w:color w:val="000000"/>
+        </w:rPr>
         <w:t>9. more / you practice / better / become → ______________________________</w:t>
       </w:r>
     </w:p>
     <w:p>
-      <w:r>
+      <w:pPr>
+        <w:keepNext/>
+        <w:spacing w:before="120" w:after="60"/>
+        <w:rPr>
+          <w:color w:val="000000"/>
+        </w:rPr>
+      </w:pPr>
+      <w:r>
+        <w:rPr>
+          <w:color w:val="000000"/>
+        </w:rPr>
         <w:t>10. room / twice as big as / that one → ______________________________</w:t>
       </w:r>
     </w:p>
     <w:p>
       <w:pPr>
         <w:spacing w:after="160"/>
-      </w:pPr>
-      <w:r>
+        <w:rPr>
+          <w:color w:val="000000"/>
+        </w:rPr>
+      </w:pPr>
+      <w:r>
+        <w:rPr>
+          <w:color w:val="000000"/>
+        </w:rPr>
         <w:br w:type="page"/>
       </w:r>
     </w:p>
     <w:p>
       <w:pPr>
         <w:pStyle w:val="Title"/>
+        <w:keepNext/>
+        <w:pageBreakBefore/>
+        <w:spacing w:after="240"/>
         <w:jc w:val="center"/>
         <w:rPr>
           <w:rFonts w:ascii="Arial" w:hAnsi="Arial" w:cs="Arial"/>
           <w:b/>
+          <w:color w:val="000000"/>
           <w:sz w:val="32"/>
         </w:rPr>
       </w:pPr>
@@ -662,6 +1719,7 @@
         <w:rPr>
           <w:rFonts w:ascii="Arial" w:hAnsi="Arial" w:cs="Arial"/>
           <w:b/>
+          <w:color w:val="000000"/>
           <w:sz w:val="32"/>
         </w:rPr>
         <w:t>ĐÁP ÁN</w:t>
@@ -670,18 +1728,22 @@
     <w:p>
       <w:pPr>
         <w:pStyle w:val="Title"/>
+        <w:keepNext/>
+        <w:spacing w:after="240"/>
         <w:jc w:val="center"/>
         <w:rPr>
           <w:rFonts w:ascii="Arial" w:hAnsi="Arial" w:cs="Arial"/>
           <w:b/>
-          <w:sz w:val="36"/>
+          <w:color w:val="000000"/>
+          <w:sz w:val="30"/>
         </w:rPr>
       </w:pPr>
       <w:r>
         <w:rPr>
           <w:rFonts w:ascii="Arial" w:hAnsi="Arial" w:cs="Arial"/>
           <w:b/>
-          <w:sz w:val="36"/>
+          <w:color w:val="000000"/>
+          <w:sz w:val="30"/>
         </w:rPr>
         <w:t>BÀI TẬP NGÀY 49 – SO SÁNH NHẤT VÀ CẤU TRÚC ĐẶC BIỆT</w:t>
       </w:r>
@@ -689,584 +1751,1500 @@
     <w:p>
       <w:pPr>
         <w:pStyle w:val="Heading1"/>
+        <w:spacing w:before="0"/>
       </w:pPr>
       <w:r>
         <w:t>PHẦN 1</w:t>
       </w:r>
     </w:p>
     <w:p>
-      <w:r>
+      <w:pPr>
+        <w:spacing w:after="160"/>
+        <w:rPr>
+          <w:color w:val="000000"/>
+        </w:rPr>
+      </w:pPr>
+      <w:r>
+        <w:rPr>
+          <w:color w:val="000000"/>
+        </w:rPr>
         <w:t>1. B</w:t>
       </w:r>
     </w:p>
     <w:p>
-      <w:r>
+      <w:pPr>
+        <w:spacing w:after="160"/>
+        <w:rPr>
+          <w:color w:val="000000"/>
+        </w:rPr>
+      </w:pPr>
+      <w:r>
+        <w:rPr>
+          <w:color w:val="000000"/>
+        </w:rPr>
         <w:t>2. A</w:t>
       </w:r>
     </w:p>
     <w:p>
-      <w:r>
+      <w:pPr>
+        <w:spacing w:after="160"/>
+        <w:rPr>
+          <w:color w:val="000000"/>
+        </w:rPr>
+      </w:pPr>
+      <w:r>
+        <w:rPr>
+          <w:color w:val="000000"/>
+        </w:rPr>
         <w:t>3. B</w:t>
       </w:r>
     </w:p>
     <w:p>
-      <w:r>
+      <w:pPr>
+        <w:spacing w:after="160"/>
+        <w:rPr>
+          <w:color w:val="000000"/>
+        </w:rPr>
+      </w:pPr>
+      <w:r>
+        <w:rPr>
+          <w:color w:val="000000"/>
+        </w:rPr>
         <w:t>4. A</w:t>
       </w:r>
     </w:p>
     <w:p>
-      <w:r>
+      <w:pPr>
+        <w:spacing w:after="160"/>
+        <w:rPr>
+          <w:color w:val="000000"/>
+        </w:rPr>
+      </w:pPr>
+      <w:r>
+        <w:rPr>
+          <w:color w:val="000000"/>
+        </w:rPr>
         <w:t>5. B</w:t>
       </w:r>
     </w:p>
     <w:p>
-      <w:r>
+      <w:pPr>
+        <w:spacing w:after="160"/>
+        <w:rPr>
+          <w:color w:val="000000"/>
+        </w:rPr>
+      </w:pPr>
+      <w:r>
+        <w:rPr>
+          <w:color w:val="000000"/>
+        </w:rPr>
         <w:t>6. C</w:t>
       </w:r>
     </w:p>
     <w:p>
-      <w:r>
+      <w:pPr>
+        <w:spacing w:after="160"/>
+        <w:rPr>
+          <w:color w:val="000000"/>
+        </w:rPr>
+      </w:pPr>
+      <w:r>
+        <w:rPr>
+          <w:color w:val="000000"/>
+        </w:rPr>
         <w:t>7. B</w:t>
       </w:r>
     </w:p>
     <w:p>
-      <w:r>
+      <w:pPr>
+        <w:spacing w:after="160"/>
+        <w:rPr>
+          <w:color w:val="000000"/>
+        </w:rPr>
+      </w:pPr>
+      <w:r>
+        <w:rPr>
+          <w:color w:val="000000"/>
+        </w:rPr>
         <w:t>8. C</w:t>
       </w:r>
     </w:p>
     <w:p>
-      <w:r>
+      <w:pPr>
+        <w:spacing w:after="160"/>
+        <w:rPr>
+          <w:color w:val="000000"/>
+        </w:rPr>
+      </w:pPr>
+      <w:r>
+        <w:rPr>
+          <w:color w:val="000000"/>
+        </w:rPr>
         <w:t>9. A</w:t>
       </w:r>
     </w:p>
     <w:p>
-      <w:r>
+      <w:pPr>
+        <w:spacing w:after="160"/>
+        <w:rPr>
+          <w:color w:val="000000"/>
+        </w:rPr>
+      </w:pPr>
+      <w:r>
+        <w:rPr>
+          <w:color w:val="000000"/>
+        </w:rPr>
         <w:t>10. B</w:t>
       </w:r>
     </w:p>
     <w:p>
       <w:pPr>
         <w:pStyle w:val="Heading1"/>
+        <w:spacing w:before="240"/>
       </w:pPr>
       <w:r>
         <w:t>PHẦN 2</w:t>
       </w:r>
     </w:p>
     <w:p>
-      <w:r>
+      <w:pPr>
+        <w:spacing w:after="160"/>
+        <w:rPr>
+          <w:color w:val="000000"/>
+        </w:rPr>
+      </w:pPr>
+      <w:r>
+        <w:rPr>
+          <w:color w:val="000000"/>
+        </w:rPr>
         <w:t>1. the tallest</w:t>
       </w:r>
     </w:p>
     <w:p>
-      <w:r>
+      <w:pPr>
+        <w:spacing w:after="160"/>
+        <w:rPr>
+          <w:color w:val="000000"/>
+        </w:rPr>
+      </w:pPr>
+      <w:r>
+        <w:rPr>
+          <w:color w:val="000000"/>
+        </w:rPr>
         <w:t>2. the largest</w:t>
       </w:r>
     </w:p>
     <w:p>
-      <w:r>
+      <w:pPr>
+        <w:spacing w:after="160"/>
+        <w:rPr>
+          <w:color w:val="000000"/>
+        </w:rPr>
+      </w:pPr>
+      <w:r>
+        <w:rPr>
+          <w:color w:val="000000"/>
+        </w:rPr>
         <w:t>3. the biggest</w:t>
       </w:r>
     </w:p>
     <w:p>
-      <w:r>
+      <w:pPr>
+        <w:spacing w:after="160"/>
+        <w:rPr>
+          <w:color w:val="000000"/>
+        </w:rPr>
+      </w:pPr>
+      <w:r>
+        <w:rPr>
+          <w:color w:val="000000"/>
+        </w:rPr>
         <w:t>4. the happiest</w:t>
       </w:r>
     </w:p>
     <w:p>
-      <w:r>
+      <w:pPr>
+        <w:spacing w:after="160"/>
+        <w:rPr>
+          <w:color w:val="000000"/>
+        </w:rPr>
+      </w:pPr>
+      <w:r>
+        <w:rPr>
+          <w:color w:val="000000"/>
+        </w:rPr>
         <w:t>5. the most beautiful</w:t>
       </w:r>
     </w:p>
     <w:p>
-      <w:r>
+      <w:pPr>
+        <w:spacing w:after="160"/>
+        <w:rPr>
+          <w:color w:val="000000"/>
+        </w:rPr>
+      </w:pPr>
+      <w:r>
+        <w:rPr>
+          <w:color w:val="000000"/>
+        </w:rPr>
         <w:t>6. the most expensive</w:t>
       </w:r>
     </w:p>
     <w:p>
-      <w:r>
+      <w:pPr>
+        <w:spacing w:after="160"/>
+        <w:rPr>
+          <w:color w:val="000000"/>
+        </w:rPr>
+      </w:pPr>
+      <w:r>
+        <w:rPr>
+          <w:color w:val="000000"/>
+        </w:rPr>
         <w:t>7. the best</w:t>
       </w:r>
     </w:p>
     <w:p>
-      <w:r>
+      <w:pPr>
+        <w:spacing w:after="160"/>
+        <w:rPr>
+          <w:color w:val="000000"/>
+        </w:rPr>
+      </w:pPr>
+      <w:r>
+        <w:rPr>
+          <w:color w:val="000000"/>
+        </w:rPr>
         <w:t>8. the worst</w:t>
       </w:r>
     </w:p>
     <w:p>
-      <w:r>
+      <w:pPr>
+        <w:spacing w:after="160"/>
+        <w:rPr>
+          <w:color w:val="000000"/>
+        </w:rPr>
+      </w:pPr>
+      <w:r>
+        <w:rPr>
+          <w:color w:val="000000"/>
+        </w:rPr>
         <w:t>9. the farthest/the furthest</w:t>
       </w:r>
     </w:p>
     <w:p>
-      <w:r>
+      <w:pPr>
+        <w:spacing w:after="160"/>
+        <w:rPr>
+          <w:color w:val="000000"/>
+        </w:rPr>
+      </w:pPr>
+      <w:r>
+        <w:rPr>
+          <w:color w:val="000000"/>
+        </w:rPr>
         <w:t>10. the least</w:t>
       </w:r>
     </w:p>
     <w:p>
       <w:pPr>
         <w:pStyle w:val="Heading1"/>
+        <w:spacing w:before="240"/>
       </w:pPr>
       <w:r>
         <w:t>PHẦN 3</w:t>
       </w:r>
     </w:p>
     <w:p>
-      <w:r>
+      <w:pPr>
+        <w:spacing w:after="160"/>
+        <w:rPr>
+          <w:color w:val="000000"/>
+        </w:rPr>
+      </w:pPr>
+      <w:r>
+        <w:rPr>
+          <w:color w:val="000000"/>
+        </w:rPr>
         <w:t>1. youngest</w:t>
       </w:r>
     </w:p>
     <w:p>
-      <w:r>
+      <w:pPr>
+        <w:spacing w:after="160"/>
+        <w:rPr>
+          <w:color w:val="000000"/>
+        </w:rPr>
+      </w:pPr>
+      <w:r>
+        <w:rPr>
+          <w:color w:val="000000"/>
+        </w:rPr>
         <w:t>2. largest</w:t>
       </w:r>
     </w:p>
     <w:p>
-      <w:r>
+      <w:pPr>
+        <w:spacing w:after="160"/>
+        <w:rPr>
+          <w:color w:val="000000"/>
+        </w:rPr>
+      </w:pPr>
+      <w:r>
+        <w:rPr>
+          <w:color w:val="000000"/>
+        </w:rPr>
         <w:t>3. fastest</w:t>
       </w:r>
     </w:p>
     <w:p>
-      <w:r>
+      <w:pPr>
+        <w:spacing w:after="160"/>
+        <w:rPr>
+          <w:color w:val="000000"/>
+        </w:rPr>
+      </w:pPr>
+      <w:r>
+        <w:rPr>
+          <w:color w:val="000000"/>
+        </w:rPr>
         <w:t>4. most beautiful</w:t>
       </w:r>
     </w:p>
     <w:p>
-      <w:r>
+      <w:pPr>
+        <w:spacing w:after="160"/>
+        <w:rPr>
+          <w:color w:val="000000"/>
+        </w:rPr>
+      </w:pPr>
+      <w:r>
+        <w:rPr>
+          <w:color w:val="000000"/>
+        </w:rPr>
         <w:t>5. most expensive</w:t>
       </w:r>
     </w:p>
     <w:p>
-      <w:r>
+      <w:pPr>
+        <w:spacing w:after="160"/>
+        <w:rPr>
+          <w:color w:val="000000"/>
+        </w:rPr>
+      </w:pPr>
+      <w:r>
+        <w:rPr>
+          <w:color w:val="000000"/>
+        </w:rPr>
         <w:t>6. best</w:t>
       </w:r>
     </w:p>
     <w:p>
-      <w:r>
+      <w:pPr>
+        <w:spacing w:after="160"/>
+        <w:rPr>
+          <w:color w:val="000000"/>
+        </w:rPr>
+      </w:pPr>
+      <w:r>
+        <w:rPr>
+          <w:color w:val="000000"/>
+        </w:rPr>
         <w:t>7. worst</w:t>
       </w:r>
     </w:p>
     <w:p>
-      <w:r>
+      <w:pPr>
+        <w:spacing w:after="160"/>
+        <w:rPr>
+          <w:color w:val="000000"/>
+        </w:rPr>
+      </w:pPr>
+      <w:r>
+        <w:rPr>
+          <w:color w:val="000000"/>
+        </w:rPr>
         <w:t>8. farthest/furthest</w:t>
       </w:r>
     </w:p>
     <w:p>
-      <w:r>
+      <w:pPr>
+        <w:spacing w:after="160"/>
+        <w:rPr>
+          <w:color w:val="000000"/>
+        </w:rPr>
+      </w:pPr>
+      <w:r>
+        <w:rPr>
+          <w:color w:val="000000"/>
+        </w:rPr>
         <w:t>9. most carefully</w:t>
       </w:r>
     </w:p>
     <w:p>
-      <w:r>
+      <w:pPr>
+        <w:spacing w:after="160"/>
+        <w:rPr>
+          <w:color w:val="000000"/>
+        </w:rPr>
+      </w:pPr>
+      <w:r>
+        <w:rPr>
+          <w:color w:val="000000"/>
+        </w:rPr>
         <w:t>10. most difficult</w:t>
       </w:r>
     </w:p>
     <w:p>
       <w:pPr>
         <w:pStyle w:val="Heading1"/>
+        <w:spacing w:before="240"/>
       </w:pPr>
       <w:r>
         <w:t>PHẦN 4</w:t>
       </w:r>
     </w:p>
     <w:p>
-      <w:r>
+      <w:pPr>
+        <w:spacing w:after="160"/>
+        <w:rPr>
+          <w:color w:val="000000"/>
+        </w:rPr>
+      </w:pPr>
+      <w:r>
+        <w:rPr>
+          <w:color w:val="000000"/>
+        </w:rPr>
         <w:t>1. in</w:t>
       </w:r>
     </w:p>
     <w:p>
-      <w:r>
+      <w:pPr>
+        <w:spacing w:after="160"/>
+        <w:rPr>
+          <w:color w:val="000000"/>
+        </w:rPr>
+      </w:pPr>
+      <w:r>
+        <w:rPr>
+          <w:color w:val="000000"/>
+        </w:rPr>
         <w:t>2. of</w:t>
       </w:r>
     </w:p>
     <w:p>
-      <w:r>
+      <w:pPr>
+        <w:spacing w:after="160"/>
+        <w:rPr>
+          <w:color w:val="000000"/>
+        </w:rPr>
+      </w:pPr>
+      <w:r>
+        <w:rPr>
+          <w:color w:val="000000"/>
+        </w:rPr>
         <w:t>3. in</w:t>
       </w:r>
     </w:p>
     <w:p>
-      <w:r>
+      <w:pPr>
+        <w:spacing w:after="160"/>
+        <w:rPr>
+          <w:color w:val="000000"/>
+        </w:rPr>
+      </w:pPr>
+      <w:r>
+        <w:rPr>
+          <w:color w:val="000000"/>
+        </w:rPr>
         <w:t>4. of</w:t>
       </w:r>
     </w:p>
     <w:p>
-      <w:r>
+      <w:pPr>
+        <w:spacing w:after="160"/>
+        <w:rPr>
+          <w:color w:val="000000"/>
+        </w:rPr>
+      </w:pPr>
+      <w:r>
+        <w:rPr>
+          <w:color w:val="000000"/>
+        </w:rPr>
         <w:t>5. in</w:t>
       </w:r>
     </w:p>
     <w:p>
-      <w:r>
+      <w:pPr>
+        <w:spacing w:after="160"/>
+        <w:rPr>
+          <w:color w:val="000000"/>
+        </w:rPr>
+      </w:pPr>
+      <w:r>
+        <w:rPr>
+          <w:color w:val="000000"/>
+        </w:rPr>
         <w:t>6. of</w:t>
       </w:r>
     </w:p>
     <w:p>
-      <w:r>
+      <w:pPr>
+        <w:spacing w:after="160"/>
+        <w:rPr>
+          <w:color w:val="000000"/>
+        </w:rPr>
+      </w:pPr>
+      <w:r>
+        <w:rPr>
+          <w:color w:val="000000"/>
+        </w:rPr>
         <w:t>7. in</w:t>
       </w:r>
     </w:p>
     <w:p>
-      <w:r>
+      <w:pPr>
+        <w:spacing w:after="160"/>
+        <w:rPr>
+          <w:color w:val="000000"/>
+        </w:rPr>
+      </w:pPr>
+      <w:r>
+        <w:rPr>
+          <w:color w:val="000000"/>
+        </w:rPr>
         <w:t>8. of</w:t>
       </w:r>
     </w:p>
     <w:p>
-      <w:r>
+      <w:pPr>
+        <w:spacing w:after="160"/>
+        <w:rPr>
+          <w:color w:val="000000"/>
+        </w:rPr>
+      </w:pPr>
+      <w:r>
+        <w:rPr>
+          <w:color w:val="000000"/>
+        </w:rPr>
         <w:t>9. in</w:t>
       </w:r>
     </w:p>
     <w:p>
-      <w:r>
+      <w:pPr>
+        <w:spacing w:after="160"/>
+        <w:rPr>
+          <w:color w:val="000000"/>
+        </w:rPr>
+      </w:pPr>
+      <w:r>
+        <w:rPr>
+          <w:color w:val="000000"/>
+        </w:rPr>
         <w:t>10. of</w:t>
       </w:r>
     </w:p>
     <w:p>
       <w:pPr>
         <w:pStyle w:val="Heading1"/>
+        <w:spacing w:before="240"/>
       </w:pPr>
       <w:r>
         <w:t>PHẦN 5</w:t>
       </w:r>
     </w:p>
     <w:p>
-      <w:r>
+      <w:pPr>
+        <w:spacing w:after="160"/>
+        <w:rPr>
+          <w:color w:val="000000"/>
+        </w:rPr>
+      </w:pPr>
+      <w:r>
+        <w:rPr>
+          <w:color w:val="000000"/>
+        </w:rPr>
         <w:t>1. one of the</w:t>
       </w:r>
     </w:p>
     <w:p>
-      <w:r>
+      <w:pPr>
+        <w:spacing w:after="160"/>
+        <w:rPr>
+          <w:color w:val="000000"/>
+        </w:rPr>
+      </w:pPr>
+      <w:r>
+        <w:rPr>
+          <w:color w:val="000000"/>
+        </w:rPr>
         <w:t>2. one of the</w:t>
       </w:r>
     </w:p>
     <w:p>
-      <w:r>
+      <w:pPr>
+        <w:spacing w:after="160"/>
+        <w:rPr>
+          <w:color w:val="000000"/>
+        </w:rPr>
+      </w:pPr>
+      <w:r>
+        <w:rPr>
+          <w:color w:val="000000"/>
+        </w:rPr>
         <w:t>3. second</w:t>
       </w:r>
     </w:p>
     <w:p>
-      <w:r>
+      <w:pPr>
+        <w:spacing w:after="160"/>
+        <w:rPr>
+          <w:color w:val="000000"/>
+        </w:rPr>
+      </w:pPr>
+      <w:r>
+        <w:rPr>
+          <w:color w:val="000000"/>
+        </w:rPr>
         <w:t>4. third</w:t>
       </w:r>
     </w:p>
     <w:p>
-      <w:r>
+      <w:pPr>
+        <w:spacing w:after="160"/>
+        <w:rPr>
+          <w:color w:val="000000"/>
+        </w:rPr>
+      </w:pPr>
+      <w:r>
+        <w:rPr>
+          <w:color w:val="000000"/>
+        </w:rPr>
         <w:t>5. one of the</w:t>
       </w:r>
     </w:p>
     <w:p>
-      <w:r>
+      <w:pPr>
+        <w:spacing w:after="160"/>
+        <w:rPr>
+          <w:color w:val="000000"/>
+        </w:rPr>
+      </w:pPr>
+      <w:r>
+        <w:rPr>
+          <w:color w:val="000000"/>
+        </w:rPr>
         <w:t>6. one of the</w:t>
       </w:r>
     </w:p>
     <w:p>
-      <w:r>
+      <w:pPr>
+        <w:spacing w:after="160"/>
+        <w:rPr>
+          <w:color w:val="000000"/>
+        </w:rPr>
+      </w:pPr>
+      <w:r>
+        <w:rPr>
+          <w:color w:val="000000"/>
+        </w:rPr>
         <w:t>7. second</w:t>
       </w:r>
     </w:p>
     <w:p>
-      <w:r>
+      <w:pPr>
+        <w:spacing w:after="160"/>
+        <w:rPr>
+          <w:color w:val="000000"/>
+        </w:rPr>
+      </w:pPr>
+      <w:r>
+        <w:rPr>
+          <w:color w:val="000000"/>
+        </w:rPr>
         <w:t>8. third</w:t>
       </w:r>
     </w:p>
     <w:p>
-      <w:r>
+      <w:pPr>
+        <w:spacing w:after="160"/>
+        <w:rPr>
+          <w:color w:val="000000"/>
+        </w:rPr>
+      </w:pPr>
+      <w:r>
+        <w:rPr>
+          <w:color w:val="000000"/>
+        </w:rPr>
         <w:t>9. one of the</w:t>
       </w:r>
     </w:p>
     <w:p>
-      <w:r>
+      <w:pPr>
+        <w:spacing w:after="160"/>
+        <w:rPr>
+          <w:color w:val="000000"/>
+        </w:rPr>
+      </w:pPr>
+      <w:r>
+        <w:rPr>
+          <w:color w:val="000000"/>
+        </w:rPr>
         <w:t>10. second</w:t>
       </w:r>
     </w:p>
     <w:p>
       <w:pPr>
         <w:pStyle w:val="Heading1"/>
+        <w:spacing w:before="240"/>
       </w:pPr>
       <w:r>
         <w:t>PHẦN 6</w:t>
       </w:r>
     </w:p>
     <w:p>
-      <w:r>
+      <w:pPr>
+        <w:spacing w:after="160"/>
+        <w:rPr>
+          <w:color w:val="000000"/>
+        </w:rPr>
+      </w:pPr>
+      <w:r>
+        <w:rPr>
+          <w:color w:val="000000"/>
+        </w:rPr>
         <w:t>1. colder and colder</w:t>
       </w:r>
     </w:p>
     <w:p>
-      <w:r>
+      <w:pPr>
+        <w:spacing w:after="160"/>
+        <w:rPr>
+          <w:color w:val="000000"/>
+        </w:rPr>
+      </w:pPr>
+      <w:r>
+        <w:rPr>
+          <w:color w:val="000000"/>
+        </w:rPr>
         <w:t>2. bigger and bigger</w:t>
       </w:r>
     </w:p>
     <w:p>
-      <w:r>
+      <w:pPr>
+        <w:spacing w:after="160"/>
+        <w:rPr>
+          <w:color w:val="000000"/>
+        </w:rPr>
+      </w:pPr>
+      <w:r>
+        <w:rPr>
+          <w:color w:val="000000"/>
+        </w:rPr>
         <w:t>3. more and more crowded</w:t>
       </w:r>
     </w:p>
     <w:p>
-      <w:r>
+      <w:pPr>
+        <w:spacing w:after="160"/>
+        <w:rPr>
+          <w:color w:val="000000"/>
+        </w:rPr>
+      </w:pPr>
+      <w:r>
+        <w:rPr>
+          <w:color w:val="000000"/>
+        </w:rPr>
         <w:t>4. more and more important</w:t>
       </w:r>
     </w:p>
     <w:p>
-      <w:r>
+      <w:pPr>
+        <w:spacing w:after="160"/>
+        <w:rPr>
+          <w:color w:val="000000"/>
+        </w:rPr>
+      </w:pPr>
+      <w:r>
+        <w:rPr>
+          <w:color w:val="000000"/>
+        </w:rPr>
         <w:t>5. more and more difficult</w:t>
       </w:r>
     </w:p>
     <w:p>
-      <w:r>
+      <w:pPr>
+        <w:spacing w:after="160"/>
+        <w:rPr>
+          <w:color w:val="000000"/>
+        </w:rPr>
+      </w:pPr>
+      <w:r>
+        <w:rPr>
+          <w:color w:val="000000"/>
+        </w:rPr>
         <w:t>6. faster and faster</w:t>
       </w:r>
     </w:p>
     <w:p>
-      <w:r>
+      <w:pPr>
+        <w:spacing w:after="160"/>
+        <w:rPr>
+          <w:color w:val="000000"/>
+        </w:rPr>
+      </w:pPr>
+      <w:r>
+        <w:rPr>
+          <w:color w:val="000000"/>
+        </w:rPr>
         <w:t>7. longer and longer</w:t>
       </w:r>
     </w:p>
     <w:p>
-      <w:r>
+      <w:pPr>
+        <w:spacing w:after="160"/>
+        <w:rPr>
+          <w:color w:val="000000"/>
+        </w:rPr>
+      </w:pPr>
+      <w:r>
+        <w:rPr>
+          <w:color w:val="000000"/>
+        </w:rPr>
         <w:t>8. more and more expensive</w:t>
       </w:r>
     </w:p>
     <w:p>
-      <w:r>
+      <w:pPr>
+        <w:spacing w:after="160"/>
+        <w:rPr>
+          <w:color w:val="000000"/>
+        </w:rPr>
+      </w:pPr>
+      <w:r>
+        <w:rPr>
+          <w:color w:val="000000"/>
+        </w:rPr>
         <w:t>9. more and more confident</w:t>
       </w:r>
     </w:p>
     <w:p>
-      <w:r>
+      <w:pPr>
+        <w:spacing w:after="160"/>
+        <w:rPr>
+          <w:color w:val="000000"/>
+        </w:rPr>
+      </w:pPr>
+      <w:r>
+        <w:rPr>
+          <w:color w:val="000000"/>
+        </w:rPr>
         <w:t>10. worse and worse</w:t>
       </w:r>
     </w:p>
     <w:p>
       <w:pPr>
         <w:pStyle w:val="Heading1"/>
+        <w:spacing w:before="240"/>
       </w:pPr>
       <w:r>
         <w:t>PHẦN 7</w:t>
       </w:r>
     </w:p>
     <w:p>
-      <w:r>
+      <w:pPr>
+        <w:spacing w:after="160"/>
+        <w:rPr>
+          <w:color w:val="000000"/>
+        </w:rPr>
+      </w:pPr>
+      <w:r>
+        <w:rPr>
+          <w:color w:val="000000"/>
+        </w:rPr>
         <w:t>1. the better</w:t>
       </w:r>
     </w:p>
     <w:p>
-      <w:r>
+      <w:pPr>
+        <w:spacing w:after="160"/>
+        <w:rPr>
+          <w:color w:val="000000"/>
+        </w:rPr>
+      </w:pPr>
+      <w:r>
+        <w:rPr>
+          <w:color w:val="000000"/>
+        </w:rPr>
         <w:t>2. the sooner</w:t>
       </w:r>
     </w:p>
     <w:p>
-      <w:r>
+      <w:pPr>
+        <w:spacing w:after="160"/>
+        <w:rPr>
+          <w:color w:val="000000"/>
+        </w:rPr>
+      </w:pPr>
+      <w:r>
+        <w:rPr>
+          <w:color w:val="000000"/>
+        </w:rPr>
         <w:t>3. the heavier</w:t>
       </w:r>
     </w:p>
     <w:p>
-      <w:r>
+      <w:pPr>
+        <w:spacing w:after="160"/>
+        <w:rPr>
+          <w:color w:val="000000"/>
+        </w:rPr>
+      </w:pPr>
+      <w:r>
+        <w:rPr>
+          <w:color w:val="000000"/>
+        </w:rPr>
         <w:t>4. the more dangerous</w:t>
       </w:r>
     </w:p>
     <w:p>
-      <w:r>
+      <w:pPr>
+        <w:spacing w:after="160"/>
+        <w:rPr>
+          <w:color w:val="000000"/>
+        </w:rPr>
+      </w:pPr>
+      <w:r>
+        <w:rPr>
+          <w:color w:val="000000"/>
+        </w:rPr>
         <w:t>5. the fewer</w:t>
       </w:r>
     </w:p>
     <w:p>
-      <w:r>
+      <w:pPr>
+        <w:spacing w:after="160"/>
+        <w:rPr>
+          <w:color w:val="000000"/>
+        </w:rPr>
+      </w:pPr>
+      <w:r>
+        <w:rPr>
+          <w:color w:val="000000"/>
+        </w:rPr>
         <w:t>6. the more impatient</w:t>
       </w:r>
     </w:p>
     <w:p>
-      <w:r>
+      <w:pPr>
+        <w:spacing w:after="160"/>
+        <w:rPr>
+          <w:color w:val="000000"/>
+        </w:rPr>
+      </w:pPr>
+      <w:r>
+        <w:rPr>
+          <w:color w:val="000000"/>
+        </w:rPr>
         <w:t>7. the more</w:t>
       </w:r>
     </w:p>
     <w:p>
-      <w:r>
+      <w:pPr>
+        <w:spacing w:after="160"/>
+        <w:rPr>
+          <w:color w:val="000000"/>
+        </w:rPr>
+      </w:pPr>
+      <w:r>
+        <w:rPr>
+          <w:color w:val="000000"/>
+        </w:rPr>
         <w:t>8. the better</w:t>
       </w:r>
     </w:p>
     <w:p>
-      <w:r>
+      <w:pPr>
+        <w:spacing w:after="160"/>
+        <w:rPr>
+          <w:color w:val="000000"/>
+        </w:rPr>
+      </w:pPr>
+      <w:r>
+        <w:rPr>
+          <w:color w:val="000000"/>
+        </w:rPr>
         <w:t>9. the better</w:t>
       </w:r>
     </w:p>
     <w:p>
-      <w:r>
+      <w:pPr>
+        <w:spacing w:after="160"/>
+        <w:rPr>
+          <w:color w:val="000000"/>
+        </w:rPr>
+      </w:pPr>
+      <w:r>
+        <w:rPr>
+          <w:color w:val="000000"/>
+        </w:rPr>
         <w:t>10. the more tired</w:t>
       </w:r>
     </w:p>
     <w:p>
       <w:pPr>
         <w:pStyle w:val="Heading1"/>
+        <w:spacing w:before="240"/>
       </w:pPr>
       <w:r>
         <w:t>PHẦN 8</w:t>
       </w:r>
     </w:p>
     <w:p>
-      <w:r>
+      <w:pPr>
+        <w:spacing w:after="160"/>
+        <w:rPr>
+          <w:color w:val="000000"/>
+        </w:rPr>
+      </w:pPr>
+      <w:r>
+        <w:rPr>
+          <w:color w:val="000000"/>
+        </w:rPr>
         <w:t>1. Lan is the tallest student.</w:t>
       </w:r>
     </w:p>
     <w:p>
-      <w:r>
+      <w:pPr>
+        <w:spacing w:after="160"/>
+        <w:rPr>
+          <w:color w:val="000000"/>
+        </w:rPr>
+      </w:pPr>
+      <w:r>
+        <w:rPr>
+          <w:color w:val="000000"/>
+        </w:rPr>
         <w:t>2. He is the tallest boy in the class.</w:t>
       </w:r>
     </w:p>
     <w:p>
-      <w:r>
+      <w:pPr>
+        <w:spacing w:after="160"/>
+        <w:rPr>
+          <w:color w:val="000000"/>
+        </w:rPr>
+      </w:pPr>
+      <w:r>
+        <w:rPr>
+          <w:color w:val="000000"/>
+        </w:rPr>
         <w:t>3. She is one of the best students here.</w:t>
       </w:r>
     </w:p>
     <w:p>
-      <w:r>
+      <w:pPr>
+        <w:spacing w:after="160"/>
+        <w:rPr>
+          <w:color w:val="000000"/>
+        </w:rPr>
+      </w:pPr>
+      <w:r>
+        <w:rPr>
+          <w:color w:val="000000"/>
+        </w:rPr>
         <w:t>4. Nam is the tallest in the class.</w:t>
       </w:r>
     </w:p>
     <w:p>
-      <w:r>
+      <w:pPr>
+        <w:spacing w:after="160"/>
+        <w:rPr>
+          <w:color w:val="000000"/>
+        </w:rPr>
+      </w:pPr>
+      <w:r>
+        <w:rPr>
+          <w:color w:val="000000"/>
+        </w:rPr>
         <w:t>5. The weather is getting colder and colder.</w:t>
       </w:r>
     </w:p>
     <w:p>
-      <w:r>
+      <w:pPr>
+        <w:spacing w:after="160"/>
+        <w:rPr>
+          <w:color w:val="000000"/>
+        </w:rPr>
+      </w:pPr>
+      <w:r>
+        <w:rPr>
+          <w:color w:val="000000"/>
+        </w:rPr>
         <w:t>6. This is the most beautiful beach.</w:t>
       </w:r>
     </w:p>
     <w:p>
-      <w:r>
+      <w:pPr>
+        <w:spacing w:after="160"/>
+        <w:rPr>
+          <w:color w:val="000000"/>
+        </w:rPr>
+      </w:pPr>
+      <w:r>
+        <w:rPr>
+          <w:color w:val="000000"/>
+        </w:rPr>
         <w:t>7. That was the worst day.</w:t>
       </w:r>
     </w:p>
     <w:p>
-      <w:r>
+      <w:pPr>
+        <w:spacing w:after="160"/>
+        <w:rPr>
+          <w:color w:val="000000"/>
+        </w:rPr>
+      </w:pPr>
+      <w:r>
+        <w:rPr>
+          <w:color w:val="000000"/>
+        </w:rPr>
         <w:t>8. He runs the fastest of all.</w:t>
       </w:r>
     </w:p>
     <w:p>
-      <w:r>
+      <w:pPr>
+        <w:spacing w:after="160"/>
+        <w:rPr>
+          <w:color w:val="000000"/>
+        </w:rPr>
+      </w:pPr>
+      <w:r>
+        <w:rPr>
+          <w:color w:val="000000"/>
+        </w:rPr>
         <w:t>9. The more you practice, the better you become.</w:t>
       </w:r>
     </w:p>
     <w:p>
-      <w:r>
+      <w:pPr>
+        <w:spacing w:after="160"/>
+        <w:rPr>
+          <w:color w:val="000000"/>
+        </w:rPr>
+      </w:pPr>
+      <w:r>
+        <w:rPr>
+          <w:color w:val="000000"/>
+        </w:rPr>
         <w:t>10. This is the second largest city.</w:t>
       </w:r>
     </w:p>
     <w:p>
       <w:pPr>
         <w:pStyle w:val="Heading1"/>
+        <w:spacing w:before="240"/>
       </w:pPr>
       <w:r>
         <w:t>PHẦN 9</w:t>
       </w:r>
     </w:p>
     <w:p>
-      <w:r>
+      <w:pPr>
+        <w:spacing w:after="160"/>
+        <w:rPr>
+          <w:color w:val="000000"/>
+        </w:rPr>
+      </w:pPr>
+      <w:r>
+        <w:rPr>
+          <w:color w:val="000000"/>
+        </w:rPr>
         <w:t>1. Three.</w:t>
       </w:r>
     </w:p>
     <w:p>
-      <w:r>
+      <w:pPr>
+        <w:spacing w:after="160"/>
+        <w:rPr>
+          <w:color w:val="000000"/>
+        </w:rPr>
+      </w:pPr>
+      <w:r>
+        <w:rPr>
+          <w:color w:val="000000"/>
+        </w:rPr>
         <w:t>2. Lan.</w:t>
       </w:r>
     </w:p>
     <w:p>
-      <w:r>
+      <w:pPr>
+        <w:spacing w:after="160"/>
+        <w:rPr>
+          <w:color w:val="000000"/>
+        </w:rPr>
+      </w:pPr>
+      <w:r>
+        <w:rPr>
+          <w:color w:val="000000"/>
+        </w:rPr>
         <w:t>3. Mai.</w:t>
       </w:r>
     </w:p>
     <w:p>
-      <w:r>
+      <w:pPr>
+        <w:spacing w:after="160"/>
+        <w:rPr>
+          <w:color w:val="000000"/>
+        </w:rPr>
+      </w:pPr>
+      <w:r>
+        <w:rPr>
+          <w:color w:val="000000"/>
+        </w:rPr>
         <w:t>4. Hoa.</w:t>
       </w:r>
     </w:p>
     <w:p>
-      <w:r>
+      <w:pPr>
+        <w:spacing w:after="160"/>
+        <w:rPr>
+          <w:color w:val="000000"/>
+        </w:rPr>
+      </w:pPr>
+      <w:r>
+        <w:rPr>
+          <w:color w:val="000000"/>
+        </w:rPr>
         <w:t>5. Hoa.</w:t>
       </w:r>
     </w:p>
     <w:p>
-      <w:r>
+      <w:pPr>
+        <w:spacing w:after="160"/>
+        <w:rPr>
+          <w:color w:val="000000"/>
+        </w:rPr>
+      </w:pPr>
+      <w:r>
+        <w:rPr>
+          <w:color w:val="000000"/>
+        </w:rPr>
         <w:t>6. It became more and more exciting.</w:t>
       </w:r>
     </w:p>
     <w:p>
-      <w:r>
+      <w:pPr>
+        <w:spacing w:after="160"/>
+        <w:rPr>
+          <w:color w:val="000000"/>
+        </w:rPr>
+      </w:pPr>
+      <w:r>
+        <w:rPr>
+          <w:color w:val="000000"/>
+        </w:rPr>
         <w:t>7. They became more confident.</w:t>
       </w:r>
     </w:p>
     <w:p>
-      <w:r>
+      <w:pPr>
+        <w:spacing w:after="160"/>
+        <w:rPr>
+          <w:color w:val="000000"/>
+        </w:rPr>
+      </w:pPr>
+      <w:r>
+        <w:rPr>
+          <w:color w:val="000000"/>
+        </w:rPr>
         <w:t>8. First prize.</w:t>
       </w:r>
     </w:p>
     <w:p>
-      <w:r>
+      <w:pPr>
+        <w:spacing w:after="160"/>
+        <w:rPr>
+          <w:color w:val="000000"/>
+        </w:rPr>
+      </w:pPr>
+      <w:r>
+        <w:rPr>
+          <w:color w:val="000000"/>
+        </w:rPr>
         <w:t>9. Yes, it was.</w:t>
       </w:r>
     </w:p>
     <w:p>
-      <w:r>
+      <w:pPr>
+        <w:spacing w:after="160"/>
+        <w:rPr>
+          <w:color w:val="000000"/>
+        </w:rPr>
+      </w:pPr>
+      <w:r>
+        <w:rPr>
+          <w:color w:val="000000"/>
+        </w:rPr>
         <w:t>10. Examples: “the fastest”; “more and more exciting.”</w:t>
       </w:r>
     </w:p>
     <w:p>
       <w:pPr>
         <w:pStyle w:val="Heading1"/>
+        <w:spacing w:before="240"/>
       </w:pPr>
       <w:r>
         <w:t>PHẦN 10</w:t>
       </w:r>
     </w:p>
     <w:p>
-      <w:r>
+      <w:pPr>
+        <w:spacing w:after="160"/>
+        <w:rPr>
+          <w:color w:val="000000"/>
+        </w:rPr>
+      </w:pPr>
+      <w:r>
+        <w:rPr>
+          <w:color w:val="000000"/>
+        </w:rPr>
         <w:t>1. Lan is the tallest in the class.</w:t>
       </w:r>
     </w:p>
     <w:p>
-      <w:r>
+      <w:pPr>
+        <w:spacing w:after="160"/>
+        <w:rPr>
+          <w:color w:val="000000"/>
+        </w:rPr>
+      </w:pPr>
+      <w:r>
+        <w:rPr>
+          <w:color w:val="000000"/>
+        </w:rPr>
         <w:t>2. This is the most interesting book of the three.</w:t>
       </w:r>
     </w:p>
     <w:p>
-      <w:r>
+      <w:pPr>
+        <w:spacing w:after="160"/>
+        <w:rPr>
+          <w:color w:val="000000"/>
+        </w:rPr>
+      </w:pPr>
+      <w:r>
+        <w:rPr>
+          <w:color w:val="000000"/>
+        </w:rPr>
         <w:t>3. Nam runs the fastest of all.</w:t>
       </w:r>
     </w:p>
     <w:p>
-      <w:r>
+      <w:pPr>
+        <w:spacing w:after="160"/>
+        <w:rPr>
+          <w:color w:val="000000"/>
+        </w:rPr>
+      </w:pPr>
+      <w:r>
+        <w:rPr>
+          <w:color w:val="000000"/>
+        </w:rPr>
         <w:t>4. This is the best restaurant in town.</w:t>
       </w:r>
     </w:p>
     <w:p>
-      <w:r>
+      <w:pPr>
+        <w:spacing w:after="160"/>
+        <w:rPr>
+          <w:color w:val="000000"/>
+        </w:rPr>
+      </w:pPr>
+      <w:r>
+        <w:rPr>
+          <w:color w:val="000000"/>
+        </w:rPr>
         <w:t>5. She is one of the best students.</w:t>
       </w:r>
     </w:p>
     <w:p>
-      <w:r>
+      <w:pPr>
+        <w:spacing w:after="160"/>
+        <w:rPr>
+          <w:color w:val="000000"/>
+        </w:rPr>
+      </w:pPr>
+      <w:r>
+        <w:rPr>
+          <w:color w:val="000000"/>
+        </w:rPr>
         <w:t>6. This is the second largest city.</w:t>
       </w:r>
     </w:p>
     <w:p>
-      <w:r>
+      <w:pPr>
+        <w:spacing w:after="160"/>
+        <w:rPr>
+          <w:color w:val="000000"/>
+        </w:rPr>
+      </w:pPr>
+      <w:r>
+        <w:rPr>
+          <w:color w:val="000000"/>
+        </w:rPr>
         <w:t>7. The weather is getting colder and colder.</w:t>
       </w:r>
     </w:p>
     <w:p>
-      <w:r>
+      <w:pPr>
+        <w:spacing w:after="160"/>
+        <w:rPr>
+          <w:color w:val="000000"/>
+        </w:rPr>
+      </w:pPr>
+      <w:r>
+        <w:rPr>
+          <w:color w:val="000000"/>
+        </w:rPr>
         <w:t>8. English is becoming more and more important.</w:t>
       </w:r>
     </w:p>
     <w:p>
-      <w:r>
+      <w:pPr>
+        <w:spacing w:after="160"/>
+        <w:rPr>
+          <w:color w:val="000000"/>
+        </w:rPr>
+      </w:pPr>
+      <w:r>
+        <w:rPr>
+          <w:color w:val="000000"/>
+        </w:rPr>
         <w:t>9. The more you practice, the better you become.</w:t>
       </w:r>
     </w:p>
     <w:p>
-      <w:r>
+      <w:pPr>
+        <w:spacing w:after="160"/>
+        <w:rPr>
+          <w:color w:val="000000"/>
+        </w:rPr>
+      </w:pPr>
+      <w:r>
+        <w:rPr>
+          <w:color w:val="000000"/>
+        </w:rPr>
         <w:t>10. This room is twice as big as that one.</w:t>
       </w:r>
     </w:p>
-    <w:p/>
+    <w:p>
+      <w:pPr>
+        <w:rPr>
+          <w:color w:val="000000"/>
+        </w:rPr>
+      </w:pPr>
+    </w:p>
     <w:sectPr>
       <w:pgSz w:w="12240" w:h="15840"/>
       <w:pgMar w:top="850" w:right="1134" w:bottom="850" w:left="1134" w:header="720" w:footer="720" w:gutter="0"/>
